--- a/deliverables/Adversarial_Robustness_CIC_IDS2017_Project_Report_FINAL.docx
+++ b/deliverables/Adversarial_Robustness_CIC_IDS2017_Project_Report_FINAL.docx
@@ -40,12 +40,12 @@
     </w:p>
     <w:p>
       <w:r>
-        <w:t>Local repository: C:\Users\HP\adversarial-nids-cicids2017</w:t>
+        <w:t>GitHub repository: https://github.com/hitvika/adversarial-nids-cicids2017</w:t>
       </w:r>
     </w:p>
     <w:p>
       <w:r>
-        <w:t>GitHub: Publish this folder as adversarial-nids-cicids2017 (README included)</w:t>
+        <w:t>Local path: C:\Users\HP\adversarial-nids-cicids2017</w:t>
       </w:r>
     </w:p>
     <w:p>
@@ -1715,6 +1715,11 @@
     </w:p>
     <w:p>
       <w:r>
+        <w:t>GitHub: https://github.com/hitvika/adversarial-nids-cicids2017</w:t>
+      </w:r>
+    </w:p>
+    <w:p>
+      <w:r>
         <w:t>Repository root: C:\Users\HP\adversarial-nids-cicids2017</w:t>
       </w:r>
     </w:p>

--- a/deliverables/Adversarial_Robustness_CIC_IDS2017_Project_Report_FINAL.docx
+++ b/deliverables/Adversarial_Robustness_CIC_IDS2017_Project_Report_FINAL.docx
@@ -40,7 +40,7 @@
     </w:p>
     <w:p>
       <w:r>
-        <w:t>GitHub repository: https://github.com/hitvika/adversarial-nids-cicids2017</w:t>
+        <w:t>GitHub repository: https://github.com/Hitvikapathak/adversarial-nids-cicids2017</w:t>
       </w:r>
     </w:p>
     <w:p>
@@ -1715,7 +1715,7 @@
     </w:p>
     <w:p>
       <w:r>
-        <w:t>GitHub: https://github.com/hitvika/adversarial-nids-cicids2017</w:t>
+        <w:t>GitHub: https://github.com/Hitvikapathak/adversarial-nids-cicids2017</w:t>
       </w:r>
     </w:p>
     <w:p>
